--- a/input/E039 Elias Torres/E039 Elias Torres - Script V3 (VO tracking).docx
+++ b/input/E039 Elias Torres/E039 Elias Torres - Script V3 (VO tracking).docx
@@ -43,7 +43,6 @@
       <w:pPr>
         <w:spacing w:after="280" w:lineRule="auto"/>
         <w:rPr>
-          <w:strike w:val="1"/>
           <w:color w:val="a3a3a3"/>
           <w:sz w:val="24"/>
           <w:szCs w:val="24"/>
@@ -1558,7 +1557,6 @@
       <w:pPr>
         <w:spacing w:after="280" w:lineRule="auto"/>
         <w:rPr>
-          <w:strike w:val="1"/>
           <w:color w:val="a3a3a3"/>
           <w:sz w:val="24"/>
           <w:szCs w:val="24"/>
@@ -1965,7 +1963,6 @@
       <w:pPr>
         <w:spacing w:after="280" w:lineRule="auto"/>
         <w:rPr>
-          <w:strike w:val="1"/>
           <w:color w:val="a3a3a3"/>
           <w:sz w:val="24"/>
           <w:szCs w:val="24"/>
@@ -2072,7 +2069,6 @@
       <w:pPr>
         <w:spacing w:after="280" w:lineRule="auto"/>
         <w:rPr>
-          <w:strike w:val="1"/>
           <w:color w:val="a3a3a3"/>
           <w:sz w:val="24"/>
           <w:szCs w:val="24"/>
@@ -2424,7 +2420,6 @@
       <w:pPr>
         <w:spacing w:after="280" w:lineRule="auto"/>
         <w:rPr>
-          <w:strike w:val="1"/>
           <w:color w:val="a3a3a3"/>
           <w:sz w:val="24"/>
           <w:szCs w:val="24"/>
@@ -2734,7 +2729,6 @@
       <w:pPr>
         <w:spacing w:after="280" w:lineRule="auto"/>
         <w:rPr>
-          <w:strike w:val="1"/>
           <w:color w:val="a3a3a3"/>
           <w:sz w:val="24"/>
           <w:szCs w:val="24"/>
@@ -3339,7 +3333,6 @@
       <w:pPr>
         <w:spacing w:after="280" w:lineRule="auto"/>
         <w:rPr>
-          <w:strike w:val="1"/>
           <w:color w:val="a3a3a3"/>
           <w:sz w:val="24"/>
           <w:szCs w:val="24"/>
@@ -3701,7 +3694,6 @@
       <w:pPr>
         <w:spacing w:after="280" w:lineRule="auto"/>
         <w:rPr>
-          <w:strike w:val="1"/>
           <w:color w:val="a3a3a3"/>
           <w:sz w:val="24"/>
           <w:szCs w:val="24"/>
@@ -4068,7 +4060,6 @@
       <w:pPr>
         <w:spacing w:after="280" w:lineRule="auto"/>
         <w:rPr>
-          <w:strike w:val="1"/>
           <w:color w:val="a3a3a3"/>
           <w:sz w:val="24"/>
           <w:szCs w:val="24"/>
@@ -4215,7 +4206,6 @@
       <w:pPr>
         <w:spacing w:after="280" w:lineRule="auto"/>
         <w:rPr>
-          <w:strike w:val="1"/>
           <w:color w:val="a3a3a3"/>
           <w:sz w:val="24"/>
           <w:szCs w:val="24"/>
@@ -4306,7 +4296,6 @@
       <w:pPr>
         <w:spacing w:after="280" w:lineRule="auto"/>
         <w:rPr>
-          <w:strike w:val="1"/>
           <w:color w:val="a3a3a3"/>
           <w:sz w:val="24"/>
           <w:szCs w:val="24"/>
@@ -4341,7 +4330,6 @@
       <w:pPr>
         <w:spacing w:after="280" w:lineRule="auto"/>
         <w:rPr>
-          <w:strike w:val="1"/>
           <w:color w:val="a3a3a3"/>
           <w:sz w:val="24"/>
           <w:szCs w:val="24"/>
@@ -4895,7 +4883,6 @@
       <w:pPr>
         <w:spacing w:after="280" w:lineRule="auto"/>
         <w:rPr>
-          <w:strike w:val="1"/>
           <w:color w:val="a3a3a3"/>
           <w:sz w:val="24"/>
           <w:szCs w:val="24"/>
@@ -5028,7 +5015,6 @@
       <w:pPr>
         <w:spacing w:after="280" w:lineRule="auto"/>
         <w:rPr>
-          <w:strike w:val="1"/>
           <w:color w:val="a3a3a3"/>
           <w:sz w:val="24"/>
           <w:szCs w:val="24"/>
@@ -5185,7 +5171,6 @@
       <w:pPr>
         <w:spacing w:after="280" w:lineRule="auto"/>
         <w:rPr>
-          <w:strike w:val="1"/>
           <w:color w:val="a3a3a3"/>
           <w:sz w:val="24"/>
           <w:szCs w:val="24"/>
@@ -5309,7 +5294,6 @@
       <w:pPr>
         <w:spacing w:after="280" w:lineRule="auto"/>
         <w:rPr>
-          <w:strike w:val="1"/>
           <w:color w:val="a3a3a3"/>
           <w:sz w:val="24"/>
           <w:szCs w:val="24"/>
@@ -6514,7 +6498,6 @@
       <w:pPr>
         <w:spacing w:after="280" w:lineRule="auto"/>
         <w:rPr>
-          <w:strike w:val="1"/>
           <w:color w:val="a3a3a3"/>
           <w:sz w:val="24"/>
           <w:szCs w:val="24"/>
@@ -6860,7 +6843,6 @@
       <w:pPr>
         <w:spacing w:after="280" w:lineRule="auto"/>
         <w:rPr>
-          <w:strike w:val="1"/>
           <w:color w:val="a3a3a3"/>
           <w:sz w:val="24"/>
           <w:szCs w:val="24"/>
@@ -6997,7 +6979,6 @@
       <w:pPr>
         <w:spacing w:after="280" w:lineRule="auto"/>
         <w:rPr>
-          <w:strike w:val="1"/>
           <w:color w:val="a3a3a3"/>
           <w:sz w:val="24"/>
           <w:szCs w:val="24"/>
@@ -7855,7 +7836,6 @@
       <w:pPr>
         <w:spacing w:after="280" w:lineRule="auto"/>
         <w:rPr>
-          <w:strike w:val="1"/>
           <w:color w:val="a3a3a3"/>
           <w:sz w:val="24"/>
           <w:szCs w:val="24"/>

--- a/input/E039 Elias Torres/E039 Elias Torres - Script V3 (VO tracking).docx
+++ b/input/E039 Elias Torres/E039 Elias Torres - Script V3 (VO tracking).docx
@@ -2622,7 +2622,6 @@
         </w:rPr>
         <w:t xml:space="preserve"> But that's the beauty of it. It's like, it's like everything. I mean, in retrospect, one of my biggest advice that I would give to people would be like, </w:t>
       </w:r>
-      <w:commentRangeStart w:id="0"/>
       <w:r>
         <w:rPr>
           <w:sz w:val="24"/>
@@ -2631,10 +2630,7 @@
         </w:rPr>
         <w:t xml:space="preserve">nothing is as hard as you think it</w:t>
       </w:r>
-      <w:commentRangeEnd w:id="0"/>
-      <w:r>
-        <w:commentReference w:id="0"/>
-      </w:r>
+      <w:r/>
       <w:r>
         <w:rPr>
           <w:rtl w:val="0"/>
@@ -3795,7 +3791,6 @@
         </w:rPr>
         <w:t xml:space="preserve">. That's what I wanna build. I have </w:t>
       </w:r>
-      <w:commentRangeStart w:id="1"/>
       <w:r>
         <w:rPr>
           <w:sz w:val="24"/>
@@ -3804,10 +3799,7 @@
         </w:rPr>
         <w:t xml:space="preserve">no boundaries. I have no rules. Is the. Customer experience. </w:t>
       </w:r>
-      <w:commentRangeEnd w:id="1"/>
-      <w:r>
-        <w:commentReference w:id="1"/>
-      </w:r>
+      <w:r/>
       <w:r>
         <w:rPr>
           <w:rtl w:val="0"/>
@@ -4989,7 +4981,6 @@
         </w:rPr>
         <w:t xml:space="preserve"> AI is completely different. Mm-hmm. And when I see people saying, people respond to me, it's like, it's faster for me to use Gmail and just reply to my customers. It, it, it definitely </w:t>
       </w:r>
-      <w:commentRangeStart w:id="2"/>
       <w:r>
         <w:rPr>
           <w:sz w:val="24"/>
@@ -4998,10 +4989,7 @@
         </w:rPr>
         <w:t xml:space="preserve">baffles me</w:t>
       </w:r>
-      <w:commentRangeEnd w:id="2"/>
-      <w:r>
-        <w:commentReference w:id="2"/>
-      </w:r>
+      <w:r/>
       <w:r>
         <w:rPr>
           <w:sz w:val="24"/>
@@ -7052,7 +7040,6 @@
         </w:rPr>
         <w:t xml:space="preserve"> I don't have a path because I think </w:t>
       </w:r>
-      <w:commentRangeStart w:id="3"/>
       <w:r>
         <w:rPr>
           <w:sz w:val="24"/>
@@ -7061,10 +7048,7 @@
         </w:rPr>
         <w:t xml:space="preserve">all paths are being broken down to pieces</w:t>
       </w:r>
-      <w:commentRangeEnd w:id="3"/>
-      <w:r>
-        <w:commentReference w:id="3"/>
-      </w:r>
+      <w:r/>
       <w:r>
         <w:rPr>
           <w:sz w:val="24"/>
@@ -7868,415 +7852,6 @@
     </w:sectPr>
   </w:body>
 </w:document>
-</file>
-
-<file path=word/comments.xml><?xml version="1.0" encoding="utf-8"?>
-<w:comments xmlns:mc="http://schemas.openxmlformats.org/markup-compatibility/2006" xmlns:o="urn:schemas-microsoft-com:office:office" xmlns:r="http://schemas.openxmlformats.org/officeDocument/2006/relationships" xmlns:m="http://schemas.openxmlformats.org/officeDocument/2006/math" xmlns:v="urn:schemas-microsoft-com:vml" xmlns:wp="http://schemas.openxmlformats.org/drawingml/2006/wordprocessingDrawing" xmlns:w10="urn:schemas-microsoft-com:office:word" xmlns:w="http://schemas.openxmlformats.org/wordprocessingml/2006/main" xmlns:wne="http://schemas.microsoft.com/office/word/2006/wordml" xmlns:sl="http://schemas.openxmlformats.org/schemaLibrary/2006/main" xmlns:a="http://schemas.openxmlformats.org/drawingml/2006/main" xmlns:pic="http://schemas.openxmlformats.org/drawingml/2006/picture" xmlns:c="http://schemas.openxmlformats.org/drawingml/2006/chart" xmlns:lc="http://schemas.openxmlformats.org/drawingml/2006/lockedCanvas" xmlns:dgm="http://schemas.openxmlformats.org/drawingml/2006/diagram" xmlns:wps="http://schemas.microsoft.com/office/word/2010/wordprocessingShape" xmlns:wpg="http://schemas.microsoft.com/office/word/2010/wordprocessingGroup" xmlns:w14="http://schemas.microsoft.com/office/word/2010/wordml" xmlns:w15="http://schemas.microsoft.com/office/word/2012/wordml" xmlns:w16="http://schemas.microsoft.com/office/word/2018/wordml" xmlns:w16cex="http://schemas.microsoft.com/office/word/2018/wordml/cex" xmlns:w16cid="http://schemas.microsoft.com/office/word/2016/wordml/cid" xmlns="http://schemas.microsoft.com/office/tasks/2019/documenttasks" xmlns:cr="http://schemas.microsoft.com/office/comments/2020/reactions">
-  <w:comment w:author="Eric Drobny" w:id="0" w:date="2025-06-24T16:07:24Z">
-    <w:p>
-      <w:pPr>
-        <w:keepNext w:val="0"/>
-        <w:keepLines w:val="0"/>
-        <w:pageBreakBefore w:val="0"/>
-        <w:widowControl w:val="0"/>
-        <w:pBdr>
-          <w:top w:space="0" w:sz="0" w:val="nil"/>
-          <w:left w:space="0" w:sz="0" w:val="nil"/>
-          <w:bottom w:space="0" w:sz="0" w:val="nil"/>
-          <w:right w:space="0" w:sz="0" w:val="nil"/>
-          <w:between w:space="0" w:sz="0" w:val="nil"/>
-        </w:pBdr>
-        <w:shd w:fill="auto" w:val="clear"/>
-        <w:spacing w:after="0" w:before="0" w:line="240" w:lineRule="auto"/>
-        <w:ind w:left="0" w:right="0" w:firstLine="0"/>
-        <w:jc w:val="left"/>
-        <w:rPr>
-          <w:rFonts w:ascii="Arial" w:cs="Arial" w:eastAsia="Arial" w:hAnsi="Arial"/>
-          <w:b w:val="0"/>
-          <w:bCs w:val="0"/>
-          <w:i w:val="0"/>
-          <w:iCs w:val="0"/>
-          <w:smallCaps w:val="0"/>
-          <w:strike w:val="0"/>
-          <w:color w:val="000000"/>
-          <w:sz w:val="22"/>
-          <w:szCs w:val="22"/>
-          <w:u w:val="none"/>
-          <w:shd w:fill="auto" w:val="clear"/>
-          <w:vertAlign w:val="baseline"/>
-        </w:rPr>
-      </w:pPr>
-      <w:r>
-        <w:rPr>
-          <w:rFonts w:ascii="Arial" w:cs="Arial" w:eastAsia="Arial" w:hAnsi="Arial"/>
-          <w:b w:val="0"/>
-          <w:bCs w:val="0"/>
-          <w:i w:val="0"/>
-          <w:iCs w:val="0"/>
-          <w:smallCaps w:val="0"/>
-          <w:strike w:val="0"/>
-          <w:color w:val="000000"/>
-          <w:sz w:val="22"/>
-          <w:szCs w:val="22"/>
-          <w:u w:val="none"/>
-          <w:shd w:fill="auto" w:val="clear"/>
-          <w:vertAlign w:val="baseline"/>
-          <w:rtl w:val="0"/>
-        </w:rPr>
-        <w:t xml:space="preserve">Since the whole tenor of this conversation is focused on doing remarkable things like being a unicorn with only 100 employees ... </w:t>
-      </w:r>
-    </w:p>
-    <w:p>
-      <w:pPr>
-        <w:keepNext w:val="0"/>
-        <w:keepLines w:val="0"/>
-        <w:pageBreakBefore w:val="0"/>
-        <w:widowControl w:val="0"/>
-        <w:pBdr>
-          <w:top w:space="0" w:sz="0" w:val="nil"/>
-          <w:left w:space="0" w:sz="0" w:val="nil"/>
-          <w:bottom w:space="0" w:sz="0" w:val="nil"/>
-          <w:right w:space="0" w:sz="0" w:val="nil"/>
-          <w:between w:space="0" w:sz="0" w:val="nil"/>
-        </w:pBdr>
-        <w:shd w:fill="auto" w:val="clear"/>
-        <w:spacing w:after="0" w:before="0" w:line="240" w:lineRule="auto"/>
-        <w:ind w:left="0" w:right="0" w:firstLine="0"/>
-        <w:jc w:val="left"/>
-        <w:rPr>
-          <w:rFonts w:ascii="Arial" w:cs="Arial" w:eastAsia="Arial" w:hAnsi="Arial"/>
-          <w:b w:val="0"/>
-          <w:bCs w:val="0"/>
-          <w:i w:val="0"/>
-          <w:iCs w:val="0"/>
-          <w:smallCaps w:val="0"/>
-          <w:strike w:val="0"/>
-          <w:color w:val="000000"/>
-          <w:sz w:val="22"/>
-          <w:szCs w:val="22"/>
-          <w:u w:val="none"/>
-          <w:shd w:fill="auto" w:val="clear"/>
-          <w:vertAlign w:val="baseline"/>
-        </w:rPr>
-      </w:pPr>
-      <w:r>
-        <w:rPr>
-          <w:rtl w:val="0"/>
-        </w:rPr>
-      </w:r>
-    </w:p>
-    <w:p>
-      <w:pPr>
-        <w:keepNext w:val="0"/>
-        <w:keepLines w:val="0"/>
-        <w:pageBreakBefore w:val="0"/>
-        <w:widowControl w:val="0"/>
-        <w:pBdr>
-          <w:top w:space="0" w:sz="0" w:val="nil"/>
-          <w:left w:space="0" w:sz="0" w:val="nil"/>
-          <w:bottom w:space="0" w:sz="0" w:val="nil"/>
-          <w:right w:space="0" w:sz="0" w:val="nil"/>
-          <w:between w:space="0" w:sz="0" w:val="nil"/>
-        </w:pBdr>
-        <w:shd w:fill="auto" w:val="clear"/>
-        <w:spacing w:after="0" w:before="0" w:line="240" w:lineRule="auto"/>
-        <w:ind w:left="0" w:right="0" w:firstLine="0"/>
-        <w:jc w:val="left"/>
-        <w:rPr>
-          <w:rFonts w:ascii="Arial" w:cs="Arial" w:eastAsia="Arial" w:hAnsi="Arial"/>
-          <w:b w:val="0"/>
-          <w:bCs w:val="0"/>
-          <w:i w:val="0"/>
-          <w:iCs w:val="0"/>
-          <w:smallCaps w:val="0"/>
-          <w:strike w:val="0"/>
-          <w:color w:val="000000"/>
-          <w:sz w:val="22"/>
-          <w:szCs w:val="22"/>
-          <w:u w:val="none"/>
-          <w:shd w:fill="auto" w:val="clear"/>
-          <w:vertAlign w:val="baseline"/>
-        </w:rPr>
-      </w:pPr>
-      <w:r>
-        <w:rPr>
-          <w:rFonts w:ascii="Arial" w:cs="Arial" w:eastAsia="Arial" w:hAnsi="Arial"/>
-          <w:b w:val="0"/>
-          <w:bCs w:val="0"/>
-          <w:i w:val="0"/>
-          <w:iCs w:val="0"/>
-          <w:smallCaps w:val="0"/>
-          <w:strike w:val="0"/>
-          <w:color w:val="000000"/>
-          <w:sz w:val="22"/>
-          <w:szCs w:val="22"/>
-          <w:u w:val="none"/>
-          <w:shd w:fill="auto" w:val="clear"/>
-          <w:vertAlign w:val="baseline"/>
-          <w:rtl w:val="0"/>
-        </w:rPr>
-        <w:t xml:space="preserve">@nicki@waitwhat.com I think this is a good thumbnail option. </w:t>
-      </w:r>
-    </w:p>
-    <w:p>
-      <w:pPr>
-        <w:keepNext w:val="0"/>
-        <w:keepLines w:val="0"/>
-        <w:pageBreakBefore w:val="0"/>
-        <w:widowControl w:val="0"/>
-        <w:pBdr>
-          <w:top w:space="0" w:sz="0" w:val="nil"/>
-          <w:left w:space="0" w:sz="0" w:val="nil"/>
-          <w:bottom w:space="0" w:sz="0" w:val="nil"/>
-          <w:right w:space="0" w:sz="0" w:val="nil"/>
-          <w:between w:space="0" w:sz="0" w:val="nil"/>
-        </w:pBdr>
-        <w:shd w:fill="auto" w:val="clear"/>
-        <w:spacing w:after="0" w:before="0" w:line="240" w:lineRule="auto"/>
-        <w:ind w:left="0" w:right="0" w:firstLine="0"/>
-        <w:jc w:val="left"/>
-        <w:rPr>
-          <w:rFonts w:ascii="Arial" w:cs="Arial" w:eastAsia="Arial" w:hAnsi="Arial"/>
-          <w:b w:val="0"/>
-          <w:bCs w:val="0"/>
-          <w:i w:val="0"/>
-          <w:iCs w:val="0"/>
-          <w:smallCaps w:val="0"/>
-          <w:strike w:val="0"/>
-          <w:color w:val="000000"/>
-          <w:sz w:val="22"/>
-          <w:szCs w:val="22"/>
-          <w:u w:val="none"/>
-          <w:shd w:fill="auto" w:val="clear"/>
-          <w:vertAlign w:val="baseline"/>
-        </w:rPr>
-      </w:pPr>
-      <w:r>
-        <w:rPr>
-          <w:rtl w:val="0"/>
-        </w:rPr>
-      </w:r>
-    </w:p>
-    <w:p>
-      <w:pPr>
-        <w:keepNext w:val="0"/>
-        <w:keepLines w:val="0"/>
-        <w:pageBreakBefore w:val="0"/>
-        <w:widowControl w:val="0"/>
-        <w:pBdr>
-          <w:top w:space="0" w:sz="0" w:val="nil"/>
-          <w:left w:space="0" w:sz="0" w:val="nil"/>
-          <w:bottom w:space="0" w:sz="0" w:val="nil"/>
-          <w:right w:space="0" w:sz="0" w:val="nil"/>
-          <w:between w:space="0" w:sz="0" w:val="nil"/>
-        </w:pBdr>
-        <w:shd w:fill="auto" w:val="clear"/>
-        <w:spacing w:after="0" w:before="0" w:line="240" w:lineRule="auto"/>
-        <w:ind w:left="0" w:right="0" w:firstLine="0"/>
-        <w:jc w:val="left"/>
-        <w:rPr>
-          <w:rFonts w:ascii="Arial" w:cs="Arial" w:eastAsia="Arial" w:hAnsi="Arial"/>
-          <w:b w:val="0"/>
-          <w:bCs w:val="0"/>
-          <w:i w:val="0"/>
-          <w:iCs w:val="0"/>
-          <w:smallCaps w:val="0"/>
-          <w:strike w:val="0"/>
-          <w:color w:val="000000"/>
-          <w:sz w:val="22"/>
-          <w:szCs w:val="22"/>
-          <w:u w:val="none"/>
-          <w:shd w:fill="auto" w:val="clear"/>
-          <w:vertAlign w:val="baseline"/>
-        </w:rPr>
-      </w:pPr>
-      <w:r>
-        <w:rPr>
-          <w:rFonts w:ascii="Arial" w:cs="Arial" w:eastAsia="Arial" w:hAnsi="Arial"/>
-          <w:b w:val="0"/>
-          <w:bCs w:val="0"/>
-          <w:i w:val="0"/>
-          <w:iCs w:val="0"/>
-          <w:smallCaps w:val="0"/>
-          <w:strike w:val="0"/>
-          <w:color w:val="000000"/>
-          <w:sz w:val="22"/>
-          <w:szCs w:val="22"/>
-          <w:u w:val="none"/>
-          <w:shd w:fill="auto" w:val="clear"/>
-          <w:vertAlign w:val="baseline"/>
-          <w:rtl w:val="0"/>
-        </w:rPr>
-        <w:t xml:space="preserve">"Nothing is as hard as you think it is"</w:t>
-      </w:r>
-    </w:p>
-  </w:comment>
-  <w:comment w:author="Eric Drobny" w:id="3" w:date="2025-06-24T16:16:57Z">
-    <w:p>
-      <w:pPr>
-        <w:keepNext w:val="0"/>
-        <w:keepLines w:val="0"/>
-        <w:pageBreakBefore w:val="0"/>
-        <w:widowControl w:val="0"/>
-        <w:pBdr>
-          <w:top w:space="0" w:sz="0" w:val="nil"/>
-          <w:left w:space="0" w:sz="0" w:val="nil"/>
-          <w:bottom w:space="0" w:sz="0" w:val="nil"/>
-          <w:right w:space="0" w:sz="0" w:val="nil"/>
-          <w:between w:space="0" w:sz="0" w:val="nil"/>
-        </w:pBdr>
-        <w:shd w:fill="auto" w:val="clear"/>
-        <w:spacing w:after="0" w:before="0" w:line="240" w:lineRule="auto"/>
-        <w:ind w:left="0" w:right="0" w:firstLine="0"/>
-        <w:jc w:val="left"/>
-        <w:rPr>
-          <w:rFonts w:ascii="Arial" w:cs="Arial" w:eastAsia="Arial" w:hAnsi="Arial"/>
-          <w:b w:val="0"/>
-          <w:bCs w:val="0"/>
-          <w:i w:val="0"/>
-          <w:iCs w:val="0"/>
-          <w:smallCaps w:val="0"/>
-          <w:strike w:val="0"/>
-          <w:color w:val="000000"/>
-          <w:sz w:val="22"/>
-          <w:szCs w:val="22"/>
-          <w:u w:val="none"/>
-          <w:shd w:fill="auto" w:val="clear"/>
-          <w:vertAlign w:val="baseline"/>
-        </w:rPr>
-      </w:pPr>
-      <w:r>
-        <w:rPr>
-          <w:rFonts w:ascii="Arial" w:cs="Arial" w:eastAsia="Arial" w:hAnsi="Arial"/>
-          <w:b w:val="0"/>
-          <w:bCs w:val="0"/>
-          <w:i w:val="0"/>
-          <w:iCs w:val="0"/>
-          <w:smallCaps w:val="0"/>
-          <w:strike w:val="0"/>
-          <w:color w:val="000000"/>
-          <w:sz w:val="22"/>
-          <w:szCs w:val="22"/>
-          <w:u w:val="none"/>
-          <w:shd w:fill="auto" w:val="clear"/>
-          <w:vertAlign w:val="baseline"/>
-          <w:rtl w:val="0"/>
-        </w:rPr>
-        <w:t xml:space="preserve">@nicki@waitwhat.com Agency Founder on AI's impact on jobs: "All [career] paths are being broken down to pieces"</w:t>
-      </w:r>
-    </w:p>
-  </w:comment>
-  <w:comment w:author="Eric Drobny" w:id="2" w:date="2025-06-24T16:12:56Z">
-    <w:p>
-      <w:pPr>
-        <w:keepNext w:val="0"/>
-        <w:keepLines w:val="0"/>
-        <w:pageBreakBefore w:val="0"/>
-        <w:widowControl w:val="0"/>
-        <w:pBdr>
-          <w:top w:space="0" w:sz="0" w:val="nil"/>
-          <w:left w:space="0" w:sz="0" w:val="nil"/>
-          <w:bottom w:space="0" w:sz="0" w:val="nil"/>
-          <w:right w:space="0" w:sz="0" w:val="nil"/>
-          <w:between w:space="0" w:sz="0" w:val="nil"/>
-        </w:pBdr>
-        <w:shd w:fill="auto" w:val="clear"/>
-        <w:spacing w:after="0" w:before="0" w:line="240" w:lineRule="auto"/>
-        <w:ind w:left="0" w:right="0" w:firstLine="0"/>
-        <w:jc w:val="left"/>
-        <w:rPr>
-          <w:rFonts w:ascii="Arial" w:cs="Arial" w:eastAsia="Arial" w:hAnsi="Arial"/>
-          <w:b w:val="0"/>
-          <w:bCs w:val="0"/>
-          <w:i w:val="0"/>
-          <w:iCs w:val="0"/>
-          <w:smallCaps w:val="0"/>
-          <w:strike w:val="0"/>
-          <w:color w:val="000000"/>
-          <w:sz w:val="22"/>
-          <w:szCs w:val="22"/>
-          <w:u w:val="none"/>
-          <w:shd w:fill="auto" w:val="clear"/>
-          <w:vertAlign w:val="baseline"/>
-        </w:rPr>
-      </w:pPr>
-      <w:r>
-        <w:rPr>
-          <w:rFonts w:ascii="Arial" w:cs="Arial" w:eastAsia="Arial" w:hAnsi="Arial"/>
-          <w:b w:val="0"/>
-          <w:bCs w:val="0"/>
-          <w:i w:val="0"/>
-          <w:iCs w:val="0"/>
-          <w:smallCaps w:val="0"/>
-          <w:strike w:val="0"/>
-          <w:color w:val="000000"/>
-          <w:sz w:val="22"/>
-          <w:szCs w:val="22"/>
-          <w:u w:val="none"/>
-          <w:shd w:fill="auto" w:val="clear"/>
-          <w:vertAlign w:val="baseline"/>
-          <w:rtl w:val="0"/>
-        </w:rPr>
-        <w:t xml:space="preserve">@nicki@waitwhat.com Clip potential: 'It baffles me' that more businesses don't see the potential of AI</w:t>
-      </w:r>
-    </w:p>
-  </w:comment>
-  <w:comment w:author="Eric Drobny" w:id="1" w:date="2025-06-24T16:10:15Z">
-    <w:p>
-      <w:pPr>
-        <w:keepNext w:val="0"/>
-        <w:keepLines w:val="0"/>
-        <w:pageBreakBefore w:val="0"/>
-        <w:widowControl w:val="0"/>
-        <w:pBdr>
-          <w:top w:space="0" w:sz="0" w:val="nil"/>
-          <w:left w:space="0" w:sz="0" w:val="nil"/>
-          <w:bottom w:space="0" w:sz="0" w:val="nil"/>
-          <w:right w:space="0" w:sz="0" w:val="nil"/>
-          <w:between w:space="0" w:sz="0" w:val="nil"/>
-        </w:pBdr>
-        <w:shd w:fill="auto" w:val="clear"/>
-        <w:spacing w:after="0" w:before="0" w:line="240" w:lineRule="auto"/>
-        <w:ind w:left="0" w:right="0" w:firstLine="0"/>
-        <w:jc w:val="left"/>
-        <w:rPr>
-          <w:rFonts w:ascii="Arial" w:cs="Arial" w:eastAsia="Arial" w:hAnsi="Arial"/>
-          <w:b w:val="0"/>
-          <w:bCs w:val="0"/>
-          <w:i w:val="0"/>
-          <w:iCs w:val="0"/>
-          <w:smallCaps w:val="0"/>
-          <w:strike w:val="0"/>
-          <w:color w:val="000000"/>
-          <w:sz w:val="22"/>
-          <w:szCs w:val="22"/>
-          <w:u w:val="none"/>
-          <w:shd w:fill="auto" w:val="clear"/>
-          <w:vertAlign w:val="baseline"/>
-        </w:rPr>
-      </w:pPr>
-      <w:r>
-        <w:rPr>
-          <w:rFonts w:ascii="Arial" w:cs="Arial" w:eastAsia="Arial" w:hAnsi="Arial"/>
-          <w:b w:val="0"/>
-          <w:bCs w:val="0"/>
-          <w:i w:val="0"/>
-          <w:iCs w:val="0"/>
-          <w:smallCaps w:val="0"/>
-          <w:strike w:val="0"/>
-          <w:color w:val="000000"/>
-          <w:sz w:val="22"/>
-          <w:szCs w:val="22"/>
-          <w:u w:val="none"/>
-          <w:shd w:fill="auto" w:val="clear"/>
-          <w:vertAlign w:val="baseline"/>
-          <w:rtl w:val="0"/>
-        </w:rPr>
-        <w:t xml:space="preserve">@nicki@waitwhat.com Clip potential here: How Agency is leveraging AI: 'No boundaries, no rules - just customer experience'</w:t>
-      </w:r>
-    </w:p>
-  </w:comment>
-</w:comments>
 </file>
 
 <file path=word/footer1.xml><?xml version="1.0" encoding="utf-8"?>

--- a/input/E039 Elias Torres/E039 Elias Torres - Script V3 (VO tracking).docx
+++ b/input/E039 Elias Torres/E039 Elias Torres - Script V3 (VO tracking).docx
@@ -2,58 +2,6 @@
 <file path=word/document.xml><?xml version="1.0" encoding="utf-8"?>
 <w:document xmlns:mc="http://schemas.openxmlformats.org/markup-compatibility/2006" xmlns:o="urn:schemas-microsoft-com:office:office" xmlns:r="http://schemas.openxmlformats.org/officeDocument/2006/relationships" xmlns:m="http://schemas.openxmlformats.org/officeDocument/2006/math" xmlns:v="urn:schemas-microsoft-com:vml" xmlns:wp="http://schemas.openxmlformats.org/drawingml/2006/wordprocessingDrawing" xmlns:w10="urn:schemas-microsoft-com:office:word" xmlns:w="http://schemas.openxmlformats.org/wordprocessingml/2006/main" xmlns:wne="http://schemas.microsoft.com/office/word/2006/wordml" xmlns:sl="http://schemas.openxmlformats.org/schemaLibrary/2006/main" xmlns:a="http://schemas.openxmlformats.org/drawingml/2006/main" xmlns:pic="http://schemas.openxmlformats.org/drawingml/2006/picture" xmlns:c="http://schemas.openxmlformats.org/drawingml/2006/chart" xmlns:lc="http://schemas.openxmlformats.org/drawingml/2006/lockedCanvas" xmlns:dgm="http://schemas.openxmlformats.org/drawingml/2006/diagram" xmlns:wps="http://schemas.microsoft.com/office/word/2010/wordprocessingShape" xmlns:wpg="http://schemas.microsoft.com/office/word/2010/wordprocessingGroup" xmlns:w14="http://schemas.microsoft.com/office/word/2010/wordml" xmlns:w15="http://schemas.microsoft.com/office/word/2012/wordml" xmlns:w16="http://schemas.microsoft.com/office/word/2018/wordml" xmlns:w16cex="http://schemas.microsoft.com/office/word/2018/wordml/cex" xmlns:w16cid="http://schemas.microsoft.com/office/word/2016/wordml/cid" xmlns="http://schemas.microsoft.com/office/tasks/2019/documenttasks" xmlns:cr="http://schemas.microsoft.com/office/comments/2020/reactions">
   <w:body>
-    <w:p>
-      <w:pPr>
-        <w:jc w:val="center"/>
-        <w:rPr>
-          <w:b w:val="1"/>
-          <w:bCs w:val="1"/>
-          <w:sz w:val="24"/>
-          <w:szCs w:val="24"/>
-        </w:rPr>
-      </w:pPr>
-      <w:r>
-        <w:rPr>
-          <w:b w:val="1"/>
-          <w:bCs w:val="1"/>
-          <w:sz w:val="24"/>
-          <w:szCs w:val="24"/>
-          <w:rtl w:val="0"/>
-        </w:rPr>
-        <w:t xml:space="preserve">E039 Elias Torres - Script V3 (VO tracking)</w:t>
-      </w:r>
-    </w:p>
-    <w:p>
-      <w:pPr>
-        <w:spacing w:after="200" w:lineRule="auto"/>
-        <w:rPr>
-          <w:b w:val="1"/>
-          <w:bCs w:val="1"/>
-          <w:sz w:val="24"/>
-          <w:szCs w:val="24"/>
-        </w:rPr>
-      </w:pPr>
-      <w:r>
-        <w:rPr>
-          <w:rtl w:val="0"/>
-        </w:rPr>
-      </w:r>
-    </w:p>
-    <w:p>
-      <w:pPr>
-        <w:spacing w:after="280" w:lineRule="auto"/>
-        <w:rPr>
-          <w:color w:val="a3a3a3"/>
-          <w:sz w:val="24"/>
-          <w:szCs w:val="24"/>
-        </w:rPr>
-      </w:pPr>
-      <w:r>
-        <w:rPr>
-          <w:rtl w:val="0"/>
-        </w:rPr>
-      </w:r>
-    </w:p>
     <w:p>
       <w:pPr>
         <w:spacing w:after="280" w:lineRule="auto"/>
